--- a/Knowledge/3-Work knowledge/1-Software Engineering/2-General Technologies/9-Databases/5-My Source/2-SQL/4-SQL Commands - DQL/10-SQL Joins.docx
+++ b/Knowledge/3-Work knowledge/1-Software Engineering/2-General Technologies/9-Databases/5-My Source/2-SQL/4-SQL Commands - DQL/10-SQL Joins.docx
@@ -141,7 +141,7 @@
         <w:rPr>
           <w:rFonts w:ascii="Roboto Mono" w:hAnsi="Roboto Mono"/>
         </w:rPr>
-        <w:pict w14:anchorId="75058D3D">
+        <w:pict w14:anchorId="04839100">
           <v:rect id="_x0000_i1025" style="width:0;height:1.5pt" o:hralign="center" o:hrstd="t" o:hr="t" fillcolor="#a0a0a0" stroked="f"/>
         </w:pict>
       </w:r>
@@ -327,7 +327,7 @@
         <w:rPr>
           <w:rFonts w:ascii="Roboto Mono" w:hAnsi="Roboto Mono"/>
         </w:rPr>
-        <w:pict w14:anchorId="71084B87">
+        <w:pict w14:anchorId="465E6545">
           <v:rect id="_x0000_i1026" style="width:0;height:1.5pt" o:hralign="center" o:hrstd="t" o:hr="t" fillcolor="#a0a0a0" stroked="f"/>
         </w:pict>
       </w:r>
@@ -447,9 +447,8 @@
         <w:rPr>
           <w:noProof/>
         </w:rPr>
-        <w:lastRenderedPageBreak/>
         <w:drawing>
-          <wp:inline distT="0" distB="0" distL="0" distR="0" wp14:anchorId="00940C14" wp14:editId="546EF461">
+          <wp:inline distT="0" distB="0" distL="0" distR="0" wp14:anchorId="3F510401" wp14:editId="2213836A">
             <wp:extent cx="5943600" cy="1188720"/>
             <wp:effectExtent l="0" t="0" r="0" b="0"/>
             <wp:docPr id="414150668" name="Picture 1"/>
@@ -714,7 +713,7 @@
         <w:rPr>
           <w:rFonts w:ascii="Roboto Mono" w:hAnsi="Roboto Mono"/>
         </w:rPr>
-        <w:pict w14:anchorId="6646694F">
+        <w:pict w14:anchorId="2E5FF1B7">
           <v:rect id="_x0000_i1027" style="width:0;height:1.5pt" o:hralign="center" o:hrstd="t" o:hr="t" fillcolor="#a0a0a0" stroked="f"/>
         </w:pict>
       </w:r>
@@ -749,7 +748,7 @@
           <w:noProof/>
         </w:rPr>
         <w:drawing>
-          <wp:inline distT="0" distB="0" distL="0" distR="0" wp14:anchorId="734A8DAE" wp14:editId="35134D05">
+          <wp:inline distT="0" distB="0" distL="0" distR="0" wp14:anchorId="61A5464F" wp14:editId="1C872582">
             <wp:extent cx="5943600" cy="1217295"/>
             <wp:effectExtent l="0" t="0" r="0" b="1905"/>
             <wp:docPr id="483803573" name="Picture 2"/>
@@ -1153,9 +1152,8 @@
         <w:rPr>
           <w:noProof/>
         </w:rPr>
-        <w:lastRenderedPageBreak/>
         <w:drawing>
-          <wp:inline distT="0" distB="0" distL="0" distR="0" wp14:anchorId="3C4C7D02" wp14:editId="29023826">
+          <wp:inline distT="0" distB="0" distL="0" distR="0" wp14:anchorId="07B6B9C8" wp14:editId="0801E110">
             <wp:extent cx="5943600" cy="1246505"/>
             <wp:effectExtent l="0" t="0" r="0" b="0"/>
             <wp:docPr id="993956791" name="Picture 3"/>
@@ -1505,7 +1503,7 @@
         <w:rPr>
           <w:rFonts w:ascii="Roboto Mono" w:hAnsi="Roboto Mono"/>
         </w:rPr>
-        <w:pict w14:anchorId="3642F1DD">
+        <w:pict w14:anchorId="31C8D7AB">
           <v:rect id="_x0000_i1028" style="width:0;height:1.5pt" o:hralign="center" o:hrstd="t" o:hr="t" fillcolor="#a0a0a0" stroked="f"/>
         </w:pict>
       </w:r>
@@ -1596,7 +1594,7 @@
           <w:noProof/>
         </w:rPr>
         <w:drawing>
-          <wp:inline distT="0" distB="0" distL="0" distR="0" wp14:anchorId="746C5A82" wp14:editId="68CAC4C3">
+          <wp:inline distT="0" distB="0" distL="0" distR="0" wp14:anchorId="4B23C727" wp14:editId="369C00AE">
             <wp:extent cx="5943600" cy="1099185"/>
             <wp:effectExtent l="0" t="0" r="0" b="5715"/>
             <wp:docPr id="7066985" name="Picture 4"/>
@@ -1707,7 +1705,7 @@
         <w:rPr>
           <w:rFonts w:ascii="Roboto Mono" w:hAnsi="Roboto Mono"/>
         </w:rPr>
-        <w:pict w14:anchorId="41456FEB">
+        <w:pict w14:anchorId="01067AF7">
           <v:rect id="_x0000_i1029" style="width:0;height:1.5pt" o:hralign="center" o:hrstd="t" o:hr="t" fillcolor="#a0a0a0" stroked="f"/>
         </w:pict>
       </w:r>
@@ -1797,9 +1795,8 @@
         <w:rPr>
           <w:noProof/>
         </w:rPr>
-        <w:lastRenderedPageBreak/>
         <w:drawing>
-          <wp:inline distT="0" distB="0" distL="0" distR="0" wp14:anchorId="79A9DB08" wp14:editId="035B7D83">
+          <wp:inline distT="0" distB="0" distL="0" distR="0" wp14:anchorId="19D2E110" wp14:editId="4A10F216">
             <wp:extent cx="5943600" cy="2247265"/>
             <wp:effectExtent l="0" t="0" r="0" b="635"/>
             <wp:docPr id="138085364" name="Picture 5"/>
@@ -2199,7 +2196,7 @@
         <w:rPr>
           <w:rFonts w:ascii="Roboto Mono" w:hAnsi="Roboto Mono"/>
         </w:rPr>
-        <w:pict w14:anchorId="1FE372E6">
+        <w:pict w14:anchorId="70A7FFEA">
           <v:rect id="_x0000_i1030" style="width:0;height:1.5pt" o:hralign="center" o:hrstd="t" o:hr="t" fillcolor="#a0a0a0" stroked="f"/>
         </w:pict>
       </w:r>
@@ -2295,9 +2292,8 @@
         <w:rPr>
           <w:noProof/>
         </w:rPr>
-        <w:lastRenderedPageBreak/>
         <w:drawing>
-          <wp:inline distT="0" distB="0" distL="0" distR="0" wp14:anchorId="5D9EA902" wp14:editId="674CC849">
+          <wp:inline distT="0" distB="0" distL="0" distR="0" wp14:anchorId="07241694" wp14:editId="0E82E46A">
             <wp:extent cx="5943600" cy="2942590"/>
             <wp:effectExtent l="0" t="0" r="0" b="0"/>
             <wp:docPr id="1739011084" name="Picture 6"/>
@@ -2659,7 +2655,6 @@
         <w:rPr>
           <w:rFonts w:ascii="Roboto Mono" w:hAnsi="Roboto Mono"/>
         </w:rPr>
-        <w:lastRenderedPageBreak/>
         <w:t xml:space="preserve">FULL   </w:t>
       </w:r>
       <w:r>
@@ -2735,7 +2730,7 @@
         <w:rPr>
           <w:rFonts w:ascii="Roboto Mono" w:hAnsi="Roboto Mono"/>
         </w:rPr>
-        <w:pict w14:anchorId="73BBA3F0">
+        <w:pict w14:anchorId="781197F6">
           <v:rect id="_x0000_i1031" style="width:0;height:1.5pt" o:hralign="center" o:hrstd="t" o:hr="t" fillcolor="#a0a0a0" stroked="f"/>
         </w:pict>
       </w:r>
@@ -2844,7 +2839,7 @@
           <w:noProof/>
         </w:rPr>
         <w:drawing>
-          <wp:inline distT="0" distB="0" distL="0" distR="0" wp14:anchorId="508C3B65" wp14:editId="0F70BDFF">
+          <wp:inline distT="0" distB="0" distL="0" distR="0" wp14:anchorId="4E817645" wp14:editId="57A32502">
             <wp:extent cx="5943600" cy="1563370"/>
             <wp:effectExtent l="0" t="0" r="0" b="0"/>
             <wp:docPr id="666344866" name="Picture 7"/>
@@ -3154,7 +3149,7 @@
         <w:rPr>
           <w:rFonts w:ascii="Roboto Mono" w:hAnsi="Roboto Mono"/>
         </w:rPr>
-        <w:pict w14:anchorId="008D2BD9">
+        <w:pict w14:anchorId="55FFA995">
           <v:rect id="_x0000_i1032" style="width:0;height:1.5pt" o:hralign="center" o:hrstd="t" o:hr="t" fillcolor="#a0a0a0" stroked="f"/>
         </w:pict>
       </w:r>
@@ -3189,9 +3184,8 @@
         <w:rPr>
           <w:noProof/>
         </w:rPr>
-        <w:lastRenderedPageBreak/>
         <w:drawing>
-          <wp:inline distT="0" distB="0" distL="0" distR="0" wp14:anchorId="0DEFE81C" wp14:editId="23B37D36">
+          <wp:inline distT="0" distB="0" distL="0" distR="0" wp14:anchorId="28CFA5CE" wp14:editId="41188EC7">
             <wp:extent cx="5943600" cy="1563370"/>
             <wp:effectExtent l="0" t="0" r="0" b="0"/>
             <wp:docPr id="830236832" name="Picture 9"/>
@@ -3606,7 +3600,7 @@
         <w:rPr>
           <w:rFonts w:ascii="Roboto Mono" w:hAnsi="Roboto Mono"/>
         </w:rPr>
-        <w:pict w14:anchorId="42D7C879">
+        <w:pict w14:anchorId="4C19A4A7">
           <v:rect id="_x0000_i1033" style="width:0;height:1.5pt" o:hralign="center" o:hrstd="t" o:hr="t" fillcolor="#a0a0a0" stroked="f"/>
         </w:pict>
       </w:r>
@@ -3731,7 +3725,7 @@
           <w:noProof/>
         </w:rPr>
         <w:drawing>
-          <wp:inline distT="0" distB="0" distL="0" distR="0" wp14:anchorId="69D98BB2" wp14:editId="70635A41">
+          <wp:inline distT="0" distB="0" distL="0" distR="0" wp14:anchorId="662A31F2" wp14:editId="7BCAFFF4">
             <wp:extent cx="5943600" cy="1352550"/>
             <wp:effectExtent l="0" t="0" r="0" b="0"/>
             <wp:docPr id="1850663553" name="Picture 10"/>
@@ -3842,7 +3836,6 @@
         <w:rPr>
           <w:rFonts w:ascii="Roboto Mono" w:hAnsi="Roboto Mono"/>
         </w:rPr>
-        <w:lastRenderedPageBreak/>
         <w:t>INNER JOIN Orders AS O</w:t>
       </w:r>
     </w:p>
@@ -3869,7 +3862,7 @@
         <w:rPr>
           <w:rFonts w:ascii="Roboto Mono" w:hAnsi="Roboto Mono"/>
         </w:rPr>
-        <w:pict w14:anchorId="6B329CFA">
+        <w:pict w14:anchorId="0ECE673F">
           <v:rect id="_x0000_i1034" style="width:0;height:1.5pt" o:hralign="center" o:hrstd="t" o:hr="t" fillcolor="#a0a0a0" stroked="f"/>
         </w:pict>
       </w:r>
@@ -3905,7 +3898,7 @@
           <w:noProof/>
         </w:rPr>
         <w:drawing>
-          <wp:inline distT="0" distB="0" distL="0" distR="0" wp14:anchorId="2CA329DA" wp14:editId="25B8DD57">
+          <wp:inline distT="0" distB="0" distL="0" distR="0" wp14:anchorId="35CA3B30" wp14:editId="2A4D6A8B">
             <wp:extent cx="5943600" cy="1214755"/>
             <wp:effectExtent l="0" t="0" r="0" b="4445"/>
             <wp:docPr id="1418759644" name="Picture 11"/>
@@ -4268,7 +4261,7 @@
         <w:rPr>
           <w:rFonts w:ascii="Roboto Mono" w:hAnsi="Roboto Mono"/>
         </w:rPr>
-        <w:pict w14:anchorId="0FBD1204">
+        <w:pict w14:anchorId="1F5BA7CB">
           <v:rect id="_x0000_i1035" style="width:0;height:1.5pt" o:hralign="center" o:hrstd="t" o:hr="t" fillcolor="#a0a0a0" stroked="f"/>
         </w:pict>
       </w:r>
@@ -4420,7 +4413,7 @@
           <w:noProof/>
         </w:rPr>
         <w:drawing>
-          <wp:inline distT="0" distB="0" distL="0" distR="0" wp14:anchorId="60193B99" wp14:editId="104C10CF">
+          <wp:inline distT="0" distB="0" distL="0" distR="0" wp14:anchorId="76FD229F" wp14:editId="68261C94">
             <wp:extent cx="5943600" cy="1223645"/>
             <wp:effectExtent l="0" t="0" r="0" b="0"/>
             <wp:docPr id="715889770" name="Picture 12"/>
@@ -4479,7 +4472,6 @@
         <w:rPr>
           <w:rFonts w:ascii="Roboto Mono" w:hAnsi="Roboto Mono"/>
         </w:rPr>
-        <w:lastRenderedPageBreak/>
         <w:t>SELECT C.Name,</w:t>
       </w:r>
     </w:p>
@@ -4545,7 +4537,7 @@
         <w:rPr>
           <w:rFonts w:ascii="Roboto Mono" w:hAnsi="Roboto Mono"/>
         </w:rPr>
-        <w:pict w14:anchorId="6368EC35">
+        <w:pict w14:anchorId="1A40CA4D">
           <v:rect id="_x0000_i1036" style="width:0;height:1.5pt" o:hralign="center" o:hrstd="t" o:hr="t" fillcolor="#a0a0a0" stroked="f"/>
         </w:pict>
       </w:r>
@@ -4580,7 +4572,7 @@
           <w:noProof/>
         </w:rPr>
         <w:drawing>
-          <wp:inline distT="0" distB="0" distL="0" distR="0" wp14:anchorId="4D3D1D67" wp14:editId="20AF5689">
+          <wp:inline distT="0" distB="0" distL="0" distR="0" wp14:anchorId="19234C7C" wp14:editId="7A39E80B">
             <wp:extent cx="5943600" cy="1927860"/>
             <wp:effectExtent l="0" t="0" r="0" b="0"/>
             <wp:docPr id="1059300059" name="Picture 13"/>
@@ -4935,7 +4927,7 @@
         <w:rPr>
           <w:rFonts w:ascii="Roboto Mono" w:hAnsi="Roboto Mono"/>
         </w:rPr>
-        <w:pict w14:anchorId="4B3A9567">
+        <w:pict w14:anchorId="429D9E40">
           <v:rect id="_x0000_i1037" style="width:0;height:1.5pt" o:hralign="center" o:hrstd="t" o:hr="t" fillcolor="#a0a0a0" stroked="f"/>
         </w:pict>
       </w:r>
@@ -5057,7 +5049,6 @@
           <w:b/>
           <w:bCs/>
         </w:rPr>
-        <w:lastRenderedPageBreak/>
         <w:t>Example</w:t>
       </w:r>
     </w:p>
@@ -5074,7 +5065,7 @@
           <w:noProof/>
         </w:rPr>
         <w:drawing>
-          <wp:inline distT="0" distB="0" distL="0" distR="0" wp14:anchorId="24C6D51B" wp14:editId="1418B14F">
+          <wp:inline distT="0" distB="0" distL="0" distR="0" wp14:anchorId="1A87D447" wp14:editId="67E75905">
             <wp:extent cx="5943600" cy="1231900"/>
             <wp:effectExtent l="0" t="0" r="0" b="6350"/>
             <wp:docPr id="1435011656" name="Picture 14"/>
@@ -5198,7 +5189,7 @@
         <w:rPr>
           <w:rFonts w:ascii="Roboto Mono" w:hAnsi="Roboto Mono"/>
         </w:rPr>
-        <w:pict w14:anchorId="21827CB1">
+        <w:pict w14:anchorId="33CCD285">
           <v:rect id="_x0000_i1038" style="width:0;height:1.5pt" o:hralign="center" o:hrstd="t" o:hr="t" fillcolor="#a0a0a0" stroked="f"/>
         </w:pict>
       </w:r>
@@ -5233,7 +5224,7 @@
           <w:noProof/>
         </w:rPr>
         <w:drawing>
-          <wp:inline distT="0" distB="0" distL="0" distR="0" wp14:anchorId="5320A062" wp14:editId="16AFAC5E">
+          <wp:inline distT="0" distB="0" distL="0" distR="0" wp14:anchorId="314EFB9F" wp14:editId="3E17BE55">
             <wp:extent cx="5943600" cy="1548765"/>
             <wp:effectExtent l="0" t="0" r="0" b="0"/>
             <wp:docPr id="942357168" name="Picture 15"/>
@@ -5570,7 +5561,7 @@
         <w:rPr>
           <w:rFonts w:ascii="Roboto Mono" w:hAnsi="Roboto Mono"/>
         </w:rPr>
-        <w:pict w14:anchorId="25F657D6">
+        <w:pict w14:anchorId="53B506EA">
           <v:rect id="_x0000_i1039" style="width:0;height:1.5pt" o:hralign="center" o:hrstd="t" o:hr="t" fillcolor="#a0a0a0" stroked="f"/>
         </w:pict>
       </w:r>
@@ -5580,7 +5571,6 @@
         <w:pStyle w:val="Heading3"/>
       </w:pPr>
       <w:r>
-        <w:lastRenderedPageBreak/>
         <w:t>4️</w:t>
       </w:r>
       <w:r>
@@ -5722,7 +5712,7 @@
           <w:noProof/>
         </w:rPr>
         <w:drawing>
-          <wp:inline distT="0" distB="0" distL="0" distR="0" wp14:anchorId="0679C0C7" wp14:editId="4B2FE326">
+          <wp:inline distT="0" distB="0" distL="0" distR="0" wp14:anchorId="2FED85DE" wp14:editId="463557F6">
             <wp:extent cx="5943600" cy="1268095"/>
             <wp:effectExtent l="0" t="0" r="0" b="8255"/>
             <wp:docPr id="1305850653" name="Picture 16"/>
@@ -5846,7 +5836,7 @@
         <w:rPr>
           <w:rFonts w:ascii="Roboto Mono" w:hAnsi="Roboto Mono"/>
         </w:rPr>
-        <w:pict w14:anchorId="769475CB">
+        <w:pict w14:anchorId="62D72D9A">
           <v:rect id="_x0000_i1040" style="width:0;height:1.5pt" o:hralign="center" o:hrstd="t" o:hr="t" fillcolor="#a0a0a0" stroked="f"/>
         </w:pict>
       </w:r>
@@ -5881,7 +5871,7 @@
           <w:noProof/>
         </w:rPr>
         <w:drawing>
-          <wp:inline distT="0" distB="0" distL="0" distR="0" wp14:anchorId="5C4168D8" wp14:editId="7CEA3090">
+          <wp:inline distT="0" distB="0" distL="0" distR="0" wp14:anchorId="077C48B2" wp14:editId="45FD7D5A">
             <wp:extent cx="5943600" cy="2235835"/>
             <wp:effectExtent l="0" t="0" r="0" b="0"/>
             <wp:docPr id="1412401618" name="Picture 17"/>
@@ -5971,7 +5961,6 @@
                 <w:b/>
                 <w:bCs/>
               </w:rPr>
-              <w:lastRenderedPageBreak/>
               <w:t>Name</w:t>
             </w:r>
           </w:p>
@@ -6282,7 +6271,7 @@
         <w:rPr>
           <w:rFonts w:ascii="Roboto Mono" w:hAnsi="Roboto Mono"/>
         </w:rPr>
-        <w:pict w14:anchorId="3877F0C5">
+        <w:pict w14:anchorId="73FD4AAE">
           <v:rect id="_x0000_i1041" style="width:0;height:1.5pt" o:hralign="center" o:hrstd="t" o:hr="t" fillcolor="#a0a0a0" stroked="f"/>
         </w:pict>
       </w:r>
@@ -6414,7 +6403,7 @@
           <w:noProof/>
         </w:rPr>
         <w:drawing>
-          <wp:inline distT="0" distB="0" distL="0" distR="0" wp14:anchorId="3761E7F5" wp14:editId="7B916546">
+          <wp:inline distT="0" distB="0" distL="0" distR="0" wp14:anchorId="28BEB160" wp14:editId="36A774E3">
             <wp:extent cx="5943600" cy="339725"/>
             <wp:effectExtent l="0" t="0" r="0" b="3175"/>
             <wp:docPr id="453677713" name="Picture 18"/>
@@ -6506,7 +6495,7 @@
           <w:noProof/>
         </w:rPr>
         <w:drawing>
-          <wp:inline distT="0" distB="0" distL="0" distR="0" wp14:anchorId="4F002A7E" wp14:editId="23ABA589">
+          <wp:inline distT="0" distB="0" distL="0" distR="0" wp14:anchorId="513BE71B" wp14:editId="021DCAF5">
             <wp:extent cx="5943600" cy="1100455"/>
             <wp:effectExtent l="0" t="0" r="0" b="4445"/>
             <wp:docPr id="1987834213" name="Picture 19"/>
@@ -6617,8 +6606,7 @@
         <w:rPr>
           <w:rFonts w:ascii="Roboto Mono" w:hAnsi="Roboto Mono"/>
         </w:rPr>
-        <w:lastRenderedPageBreak/>
-        <w:pict w14:anchorId="6C5C9180">
+        <w:pict w14:anchorId="5726D7F7">
           <v:rect id="_x0000_i1042" style="width:0;height:1.5pt" o:hralign="center" o:hrstd="t" o:hr="t" fillcolor="#a0a0a0" stroked="f"/>
         </w:pict>
       </w:r>
@@ -6806,7 +6794,7 @@
           <w:noProof/>
         </w:rPr>
         <w:drawing>
-          <wp:inline distT="0" distB="0" distL="0" distR="0" wp14:anchorId="479BD5F7" wp14:editId="570D7241">
+          <wp:inline distT="0" distB="0" distL="0" distR="0" wp14:anchorId="4BFFCBCE" wp14:editId="2F3A7D86">
             <wp:extent cx="5943600" cy="1198880"/>
             <wp:effectExtent l="0" t="0" r="0" b="1270"/>
             <wp:docPr id="176257599" name="Picture 20"/>
@@ -7156,7 +7144,7 @@
         <w:rPr>
           <w:rFonts w:ascii="Roboto Mono" w:hAnsi="Roboto Mono"/>
         </w:rPr>
-        <w:pict w14:anchorId="3646D6D5">
+        <w:pict w14:anchorId="08380829">
           <v:rect id="_x0000_i1043" style="width:0;height:1.5pt" o:hralign="center" o:hrstd="t" o:hr="t" fillcolor="#a0a0a0" stroked="f"/>
         </w:pict>
       </w:r>
@@ -7191,7 +7179,7 @@
           <w:noProof/>
         </w:rPr>
         <w:drawing>
-          <wp:inline distT="0" distB="0" distL="0" distR="0" wp14:anchorId="09FBEC43" wp14:editId="1E6C816A">
+          <wp:inline distT="0" distB="0" distL="0" distR="0" wp14:anchorId="71EE466F" wp14:editId="5D10F879">
             <wp:extent cx="5943600" cy="1378585"/>
             <wp:effectExtent l="0" t="0" r="0" b="0"/>
             <wp:docPr id="1166536280" name="Picture 21"/>
@@ -7250,7 +7238,6 @@
         <w:rPr>
           <w:rFonts w:ascii="Roboto Mono" w:hAnsi="Roboto Mono"/>
         </w:rPr>
-        <w:lastRenderedPageBreak/>
         <w:t>SELECT</w:t>
       </w:r>
     </w:p>
@@ -7329,7 +7316,7 @@
         <w:rPr>
           <w:rFonts w:ascii="Roboto Mono" w:hAnsi="Roboto Mono"/>
         </w:rPr>
-        <w:pict w14:anchorId="56AC829E">
+        <w:pict w14:anchorId="689DAFCF">
           <v:rect id="_x0000_i1044" style="width:0;height:1.5pt" o:hralign="center" o:hrstd="t" o:hr="t" fillcolor="#a0a0a0" stroked="f"/>
         </w:pict>
       </w:r>
@@ -7364,7 +7351,7 @@
           <w:noProof/>
         </w:rPr>
         <w:drawing>
-          <wp:inline distT="0" distB="0" distL="0" distR="0" wp14:anchorId="16E6DBC6" wp14:editId="2CC6EC28">
+          <wp:inline distT="0" distB="0" distL="0" distR="0" wp14:anchorId="6F192660" wp14:editId="32E22AB6">
             <wp:extent cx="5943600" cy="1210945"/>
             <wp:effectExtent l="0" t="0" r="0" b="8255"/>
             <wp:docPr id="31550622" name="Picture 22"/>
@@ -7629,7 +7616,7 @@
         <w:rPr>
           <w:rFonts w:ascii="Roboto Mono" w:hAnsi="Roboto Mono"/>
         </w:rPr>
-        <w:pict w14:anchorId="331BCE0D">
+        <w:pict w14:anchorId="046E8AC5">
           <v:rect id="_x0000_i1045" style="width:0;height:1.5pt" o:hralign="center" o:hrstd="t" o:hr="t" fillcolor="#a0a0a0" stroked="f"/>
         </w:pict>
       </w:r>
@@ -7719,9 +7706,8 @@
         <w:rPr>
           <w:noProof/>
         </w:rPr>
-        <w:lastRenderedPageBreak/>
         <w:drawing>
-          <wp:inline distT="0" distB="0" distL="0" distR="0" wp14:anchorId="1EC1D7B8" wp14:editId="1B20FFE0">
+          <wp:inline distT="0" distB="0" distL="0" distR="0" wp14:anchorId="298D4915" wp14:editId="2C39709D">
             <wp:extent cx="5943600" cy="2256790"/>
             <wp:effectExtent l="0" t="0" r="0" b="0"/>
             <wp:docPr id="1448131012" name="Picture 23"/>
@@ -8121,7 +8107,7 @@
         <w:rPr>
           <w:rFonts w:ascii="Roboto Mono" w:hAnsi="Roboto Mono"/>
         </w:rPr>
-        <w:pict w14:anchorId="4CBC9CB8">
+        <w:pict w14:anchorId="1FCE50A1">
           <v:rect id="_x0000_i1046" style="width:0;height:1.5pt" o:hralign="center" o:hrstd="t" o:hr="t" fillcolor="#a0a0a0" stroked="f"/>
         </w:pict>
       </w:r>
@@ -8220,7 +8206,7 @@
           <w:noProof/>
         </w:rPr>
         <w:drawing>
-          <wp:inline distT="0" distB="0" distL="0" distR="0" wp14:anchorId="2A78A9C2" wp14:editId="5BC9070D">
+          <wp:inline distT="0" distB="0" distL="0" distR="0" wp14:anchorId="32A2038A" wp14:editId="0C6E8A12">
             <wp:extent cx="5943600" cy="1099185"/>
             <wp:effectExtent l="0" t="0" r="0" b="5715"/>
             <wp:docPr id="929698208" name="Picture 24"/>
@@ -8292,7 +8278,6 @@
         <w:rPr>
           <w:rFonts w:ascii="Roboto Mono" w:hAnsi="Roboto Mono"/>
         </w:rPr>
-        <w:lastRenderedPageBreak/>
         <w:t xml:space="preserve">    CustomerID INT PRIMARY KEY,</w:t>
       </w:r>
     </w:p>
@@ -8332,7 +8317,7 @@
         <w:rPr>
           <w:rFonts w:ascii="Roboto Mono" w:hAnsi="Roboto Mono"/>
         </w:rPr>
-        <w:pict w14:anchorId="7AD50A12">
+        <w:pict w14:anchorId="48F7F8A5">
           <v:rect id="_x0000_i1047" style="width:0;height:1.5pt" o:hralign="center" o:hrstd="t" o:hr="t" fillcolor="#a0a0a0" stroked="f"/>
         </w:pict>
       </w:r>
@@ -8417,7 +8402,7 @@
           <w:noProof/>
         </w:rPr>
         <w:drawing>
-          <wp:inline distT="0" distB="0" distL="0" distR="0" wp14:anchorId="54F670E5" wp14:editId="0D55D903">
+          <wp:inline distT="0" distB="0" distL="0" distR="0" wp14:anchorId="07B38C37" wp14:editId="0E16CBE3">
             <wp:extent cx="5943600" cy="1283970"/>
             <wp:effectExtent l="0" t="0" r="0" b="0"/>
             <wp:docPr id="946996289" name="Picture 25"/>
@@ -8541,8 +8526,8 @@
         <w:rPr>
           <w:rFonts w:ascii="Roboto Mono" w:hAnsi="Roboto Mono"/>
         </w:rPr>
-        <w:pict w14:anchorId="0E59651C">
-          <v:rect id="_x0000_i1063" style="width:0;height:1.5pt" o:hralign="center" o:hrstd="t" o:hr="t" fillcolor="#a0a0a0" stroked="f"/>
+        <w:pict w14:anchorId="6C0AA8B5">
+          <v:rect id="_x0000_i1048" style="width:0;height:1.5pt" o:hralign="center" o:hrstd="t" o:hr="t" fillcolor="#a0a0a0" stroked="f"/>
         </w:pict>
       </w:r>
     </w:p>
@@ -8625,9 +8610,8 @@
         <w:rPr>
           <w:noProof/>
         </w:rPr>
-        <w:lastRenderedPageBreak/>
         <w:drawing>
-          <wp:inline distT="0" distB="0" distL="0" distR="0" wp14:anchorId="5B88B418" wp14:editId="29230DD3">
+          <wp:inline distT="0" distB="0" distL="0" distR="0" wp14:anchorId="1B9875E5" wp14:editId="42EF8F09">
             <wp:extent cx="5943600" cy="2160905"/>
             <wp:effectExtent l="0" t="0" r="0" b="0"/>
             <wp:docPr id="1044636254" name="Picture 26"/>
@@ -8823,7 +8807,7 @@
         <w:rPr>
           <w:rFonts w:ascii="Roboto Mono" w:hAnsi="Roboto Mono"/>
         </w:rPr>
-        <w:pict w14:anchorId="704C78AB">
+        <w:pict w14:anchorId="6FF70EA1">
           <v:rect id="_x0000_i1049" style="width:0;height:1.5pt" o:hralign="center" o:hrstd="t" o:hr="t" fillcolor="#a0a0a0" stroked="f"/>
         </w:pict>
       </w:r>
@@ -8908,7 +8892,7 @@
           <w:noProof/>
         </w:rPr>
         <w:drawing>
-          <wp:inline distT="0" distB="0" distL="0" distR="0" wp14:anchorId="4C6AE439" wp14:editId="2AD5DD7D">
+          <wp:inline distT="0" distB="0" distL="0" distR="0" wp14:anchorId="7B4F12A0" wp14:editId="238A7378">
             <wp:extent cx="5943600" cy="1062990"/>
             <wp:effectExtent l="0" t="0" r="0" b="3810"/>
             <wp:docPr id="1622553633" name="Picture 27"/>
@@ -8967,7 +8951,6 @@
         <w:rPr>
           <w:rFonts w:ascii="Roboto Mono" w:hAnsi="Roboto Mono"/>
         </w:rPr>
-        <w:lastRenderedPageBreak/>
         <w:t>SELECT *</w:t>
       </w:r>
     </w:p>
@@ -9020,7 +9003,7 @@
         <w:rPr>
           <w:rFonts w:ascii="Roboto Mono" w:hAnsi="Roboto Mono"/>
         </w:rPr>
-        <w:pict w14:anchorId="40BE375A">
+        <w:pict w14:anchorId="73F91F76">
           <v:rect id="_x0000_i1050" style="width:0;height:1.5pt" o:hralign="center" o:hrstd="t" o:hr="t" fillcolor="#a0a0a0" stroked="f"/>
         </w:pict>
       </w:r>
@@ -9105,7 +9088,7 @@
           <w:noProof/>
         </w:rPr>
         <w:drawing>
-          <wp:inline distT="0" distB="0" distL="0" distR="0" wp14:anchorId="40C012A5" wp14:editId="5FD64C05">
+          <wp:inline distT="0" distB="0" distL="0" distR="0" wp14:anchorId="117C9970" wp14:editId="7417252B">
             <wp:extent cx="5943600" cy="1075055"/>
             <wp:effectExtent l="0" t="0" r="0" b="0"/>
             <wp:docPr id="229420654" name="Picture 28"/>
@@ -9216,7 +9199,7 @@
         <w:rPr>
           <w:rFonts w:ascii="Roboto Mono" w:hAnsi="Roboto Mono"/>
         </w:rPr>
-        <w:pict w14:anchorId="5C5E3BA7">
+        <w:pict w14:anchorId="3738DE24">
           <v:rect id="_x0000_i1051" style="width:0;height:1.5pt" o:hralign="center" o:hrstd="t" o:hr="t" fillcolor="#a0a0a0" stroked="f"/>
         </w:pict>
       </w:r>
@@ -9301,7 +9284,7 @@
           <w:noProof/>
         </w:rPr>
         <w:drawing>
-          <wp:inline distT="0" distB="0" distL="0" distR="0" wp14:anchorId="26B6FAEE" wp14:editId="341F273D">
+          <wp:inline distT="0" distB="0" distL="0" distR="0" wp14:anchorId="36F9C767" wp14:editId="276379BC">
             <wp:extent cx="5943600" cy="1075055"/>
             <wp:effectExtent l="0" t="0" r="0" b="0"/>
             <wp:docPr id="1460089812" name="Picture 29"/>
@@ -9399,7 +9382,6 @@
         <w:rPr>
           <w:rFonts w:ascii="Roboto Mono" w:hAnsi="Roboto Mono"/>
         </w:rPr>
-        <w:lastRenderedPageBreak/>
         <w:t>ON C.CustomerID = O.CustomerID;</w:t>
       </w:r>
     </w:p>
@@ -9413,7 +9395,7 @@
         <w:rPr>
           <w:rFonts w:ascii="Roboto Mono" w:hAnsi="Roboto Mono"/>
         </w:rPr>
-        <w:pict w14:anchorId="26236C35">
+        <w:pict w14:anchorId="1BAED0B0">
           <v:rect id="_x0000_i1052" style="width:0;height:1.5pt" o:hralign="center" o:hrstd="t" o:hr="t" fillcolor="#a0a0a0" stroked="f"/>
         </w:pict>
       </w:r>
@@ -9498,7 +9480,7 @@
           <w:noProof/>
         </w:rPr>
         <w:drawing>
-          <wp:inline distT="0" distB="0" distL="0" distR="0" wp14:anchorId="150C6B76" wp14:editId="3B1E757D">
+          <wp:inline distT="0" distB="0" distL="0" distR="0" wp14:anchorId="2E41E76E" wp14:editId="31584167">
             <wp:extent cx="5943600" cy="940435"/>
             <wp:effectExtent l="0" t="0" r="0" b="0"/>
             <wp:docPr id="281129384" name="Picture 30"/>
@@ -9754,7 +9736,7 @@
           <w:noProof/>
         </w:rPr>
         <w:drawing>
-          <wp:inline distT="0" distB="0" distL="0" distR="0" wp14:anchorId="1E1C0E66" wp14:editId="28EA632D">
+          <wp:inline distT="0" distB="0" distL="0" distR="0" wp14:anchorId="21D1C91D" wp14:editId="081D15F6">
             <wp:extent cx="5943600" cy="1923415"/>
             <wp:effectExtent l="0" t="0" r="0" b="635"/>
             <wp:docPr id="1305911607" name="Picture 1"/>
@@ -9865,9 +9847,8 @@
         <w:rPr>
           <w:noProof/>
         </w:rPr>
-        <w:lastRenderedPageBreak/>
         <w:drawing>
-          <wp:inline distT="0" distB="0" distL="0" distR="0" wp14:anchorId="7A62DC67" wp14:editId="208EC03D">
+          <wp:inline distT="0" distB="0" distL="0" distR="0" wp14:anchorId="5EE0293A" wp14:editId="589A6C03">
             <wp:extent cx="5943600" cy="1788795"/>
             <wp:effectExtent l="0" t="0" r="0" b="1905"/>
             <wp:docPr id="1931923447" name="Picture 2"/>
@@ -10067,7 +10048,7 @@
           <w:noProof/>
         </w:rPr>
         <w:drawing>
-          <wp:inline distT="0" distB="0" distL="0" distR="0" wp14:anchorId="5094E6F8" wp14:editId="10071723">
+          <wp:inline distT="0" distB="0" distL="0" distR="0" wp14:anchorId="372E960B" wp14:editId="113EED81">
             <wp:extent cx="5943600" cy="2342515"/>
             <wp:effectExtent l="0" t="0" r="0" b="635"/>
             <wp:docPr id="840722788" name="Picture 3"/>
@@ -10191,9 +10172,8 @@
         <w:rPr>
           <w:noProof/>
         </w:rPr>
-        <w:lastRenderedPageBreak/>
         <w:drawing>
-          <wp:inline distT="0" distB="0" distL="0" distR="0" wp14:anchorId="233255C1" wp14:editId="1B5EA027">
+          <wp:inline distT="0" distB="0" distL="0" distR="0" wp14:anchorId="362A289C" wp14:editId="0A64ABBC">
             <wp:extent cx="5943600" cy="1720215"/>
             <wp:effectExtent l="0" t="0" r="0" b="0"/>
             <wp:docPr id="2052735280" name="Picture 4"/>
@@ -10395,7 +10375,7 @@
           <w:noProof/>
         </w:rPr>
         <w:drawing>
-          <wp:inline distT="0" distB="0" distL="0" distR="0" wp14:anchorId="45BD2DC7" wp14:editId="77A822C7">
+          <wp:inline distT="0" distB="0" distL="0" distR="0" wp14:anchorId="531D1493" wp14:editId="1DAB3DF8">
             <wp:extent cx="5943600" cy="2976880"/>
             <wp:effectExtent l="0" t="0" r="0" b="0"/>
             <wp:docPr id="111648886" name="Picture 5"/>
@@ -10539,7 +10519,6 @@
         <w:rPr>
           <w:rFonts w:ascii="Roboto Mono" w:hAnsi="Roboto Mono"/>
         </w:rPr>
-        <w:lastRenderedPageBreak/>
         <w:t>(101,1,500),</w:t>
       </w:r>
     </w:p>
@@ -10593,7 +10572,7 @@
           <w:noProof/>
         </w:rPr>
         <w:drawing>
-          <wp:inline distT="0" distB="0" distL="0" distR="0" wp14:anchorId="1F302CEB" wp14:editId="3EF19450">
+          <wp:inline distT="0" distB="0" distL="0" distR="0" wp14:anchorId="4D752284" wp14:editId="21BA1079">
             <wp:extent cx="5943600" cy="2475865"/>
             <wp:effectExtent l="0" t="0" r="0" b="635"/>
             <wp:docPr id="1610770108" name="Picture 6"/>
@@ -10801,7 +10780,7 @@
           <w:noProof/>
         </w:rPr>
         <w:drawing>
-          <wp:inline distT="0" distB="0" distL="0" distR="0" wp14:anchorId="14BD1F33" wp14:editId="1EBB72A9">
+          <wp:inline distT="0" distB="0" distL="0" distR="0" wp14:anchorId="7A16C8B9" wp14:editId="571F4815">
             <wp:extent cx="5943600" cy="2223135"/>
             <wp:effectExtent l="0" t="0" r="0" b="5715"/>
             <wp:docPr id="596010739" name="Picture 7"/>
@@ -10886,7 +10865,6 @@
         <w:rPr>
           <w:rFonts w:ascii="Roboto Mono" w:hAnsi="Roboto Mono"/>
         </w:rPr>
-        <w:lastRenderedPageBreak/>
         <w:t>INNER JOIN Orders O</w:t>
       </w:r>
     </w:p>
@@ -10914,7 +10892,7 @@
           <w:noProof/>
         </w:rPr>
         <w:drawing>
-          <wp:inline distT="0" distB="0" distL="0" distR="0" wp14:anchorId="3B3C65B4" wp14:editId="2AFD1CFC">
+          <wp:inline distT="0" distB="0" distL="0" distR="0" wp14:anchorId="661D369A" wp14:editId="09C49E25">
             <wp:extent cx="5943600" cy="2848610"/>
             <wp:effectExtent l="0" t="0" r="0" b="8890"/>
             <wp:docPr id="513220530" name="Picture 8"/>
@@ -11112,7 +11090,7 @@
           <w:noProof/>
         </w:rPr>
         <w:drawing>
-          <wp:inline distT="0" distB="0" distL="0" distR="0" wp14:anchorId="1BA9105A" wp14:editId="017495E8">
+          <wp:inline distT="0" distB="0" distL="0" distR="0" wp14:anchorId="56F3B001" wp14:editId="5DB409E7">
             <wp:extent cx="5943600" cy="2194560"/>
             <wp:effectExtent l="0" t="0" r="0" b="0"/>
             <wp:docPr id="1401320737" name="Picture 9"/>
@@ -11223,9 +11201,8 @@
         <w:rPr>
           <w:noProof/>
         </w:rPr>
-        <w:lastRenderedPageBreak/>
         <w:drawing>
-          <wp:inline distT="0" distB="0" distL="0" distR="0" wp14:anchorId="7AC36A5D" wp14:editId="25979580">
+          <wp:inline distT="0" distB="0" distL="0" distR="0" wp14:anchorId="5EECC034" wp14:editId="3B966A33">
             <wp:extent cx="5943600" cy="3091180"/>
             <wp:effectExtent l="0" t="0" r="0" b="0"/>
             <wp:docPr id="195231877" name="Picture 10"/>
@@ -11424,7 +11401,7 @@
           <w:noProof/>
         </w:rPr>
         <w:drawing>
-          <wp:inline distT="0" distB="0" distL="0" distR="0" wp14:anchorId="1D284F3A" wp14:editId="6F09CE22">
+          <wp:inline distT="0" distB="0" distL="0" distR="0" wp14:anchorId="1475022B" wp14:editId="67E0E4B7">
             <wp:extent cx="5943600" cy="2186305"/>
             <wp:effectExtent l="0" t="0" r="0" b="4445"/>
             <wp:docPr id="14204000" name="Picture 11"/>
@@ -11530,9 +11507,8 @@
         <w:rPr>
           <w:noProof/>
         </w:rPr>
-        <w:lastRenderedPageBreak/>
         <w:drawing>
-          <wp:inline distT="0" distB="0" distL="0" distR="0" wp14:anchorId="0F28BBD4" wp14:editId="628E8CEC">
+          <wp:inline distT="0" distB="0" distL="0" distR="0" wp14:anchorId="39B32A0E" wp14:editId="2961324E">
             <wp:extent cx="5943600" cy="2743200"/>
             <wp:effectExtent l="0" t="0" r="0" b="0"/>
             <wp:docPr id="1672045523" name="Picture 12"/>
@@ -11730,7 +11706,7 @@
           <w:noProof/>
         </w:rPr>
         <w:drawing>
-          <wp:inline distT="0" distB="0" distL="0" distR="0" wp14:anchorId="16F5FA3A" wp14:editId="19220309">
+          <wp:inline distT="0" distB="0" distL="0" distR="0" wp14:anchorId="10D39E4D" wp14:editId="216C99C9">
             <wp:extent cx="5943600" cy="2207260"/>
             <wp:effectExtent l="0" t="0" r="0" b="2540"/>
             <wp:docPr id="737334842" name="Picture 13"/>
@@ -11828,9 +11804,8 @@
         <w:rPr>
           <w:noProof/>
         </w:rPr>
-        <w:lastRenderedPageBreak/>
         <w:drawing>
-          <wp:inline distT="0" distB="0" distL="0" distR="0" wp14:anchorId="6F8620E1" wp14:editId="66BD8B79">
+          <wp:inline distT="0" distB="0" distL="0" distR="0" wp14:anchorId="5E547521" wp14:editId="691E6D45">
             <wp:extent cx="5943600" cy="3503295"/>
             <wp:effectExtent l="0" t="0" r="0" b="1905"/>
             <wp:docPr id="1904376059" name="Picture 15"/>
@@ -11889,7 +11864,7 @@
         <w:rPr>
           <w:rFonts w:ascii="Roboto Mono" w:hAnsi="Roboto Mono"/>
         </w:rPr>
-        <w:pict w14:anchorId="37FAEE5E">
+        <w:pict w14:anchorId="1C88BFF7">
           <v:rect id="_x0000_i1053" style="width:0;height:1.5pt" o:hralign="center" o:hrstd="t" o:hr="t" fillcolor="#a0a0a0" stroked="f"/>
         </w:pict>
       </w:r>
@@ -12104,7 +12079,7 @@
         <w:rPr>
           <w:rFonts w:ascii="Roboto Mono" w:hAnsi="Roboto Mono"/>
         </w:rPr>
-        <w:pict w14:anchorId="30976012">
+        <w:pict w14:anchorId="453919E8">
           <v:rect id="_x0000_i1054" style="width:0;height:1.5pt" o:hralign="center" o:hrstd="t" o:hr="t" fillcolor="#a0a0a0" stroked="f"/>
         </w:pict>
       </w:r>
@@ -12194,9 +12169,8 @@
         <w:rPr>
           <w:noProof/>
         </w:rPr>
-        <w:lastRenderedPageBreak/>
         <w:drawing>
-          <wp:inline distT="0" distB="0" distL="0" distR="0" wp14:anchorId="7E9ED27F" wp14:editId="261E9528">
+          <wp:inline distT="0" distB="0" distL="0" distR="0" wp14:anchorId="4F52DAB0" wp14:editId="389C7DFC">
             <wp:extent cx="5943600" cy="1336040"/>
             <wp:effectExtent l="0" t="0" r="0" b="0"/>
             <wp:docPr id="1222366462" name="Picture 31"/>
@@ -13031,7 +13005,7 @@
         <w:rPr>
           <w:rFonts w:ascii="Roboto Mono" w:hAnsi="Roboto Mono"/>
         </w:rPr>
-        <w:pict w14:anchorId="3A4D56CD">
+        <w:pict w14:anchorId="3AA3B572">
           <v:rect id="_x0000_i1055" style="width:0;height:1.5pt" o:hralign="center" o:hrstd="t" o:hr="t" fillcolor="#a0a0a0" stroked="f"/>
         </w:pict>
       </w:r>
@@ -13122,7 +13096,7 @@
           <w:noProof/>
         </w:rPr>
         <w:drawing>
-          <wp:inline distT="0" distB="0" distL="0" distR="0" wp14:anchorId="7545AB71" wp14:editId="277B2B32">
+          <wp:inline distT="0" distB="0" distL="0" distR="0" wp14:anchorId="669A0389" wp14:editId="3D869A8D">
             <wp:extent cx="5943600" cy="1731010"/>
             <wp:effectExtent l="0" t="0" r="0" b="2540"/>
             <wp:docPr id="312751306" name="Picture 32"/>
@@ -13283,7 +13257,6 @@
         <w:rPr>
           <w:rFonts w:ascii="Roboto Mono" w:hAnsi="Roboto Mono"/>
         </w:rPr>
-        <w:lastRenderedPageBreak/>
         <w:t>Table B</w:t>
       </w:r>
     </w:p>
@@ -13348,7 +13321,7 @@
         <w:rPr>
           <w:rFonts w:ascii="Roboto Mono" w:hAnsi="Roboto Mono"/>
         </w:rPr>
-        <w:pict w14:anchorId="4407BC28">
+        <w:pict w14:anchorId="357499ED">
           <v:rect id="_x0000_i1056" style="width:0;height:1.5pt" o:hralign="center" o:hrstd="t" o:hr="t" fillcolor="#a0a0a0" stroked="f"/>
         </w:pict>
       </w:r>
@@ -13467,7 +13440,7 @@
           <w:noProof/>
         </w:rPr>
         <w:drawing>
-          <wp:inline distT="0" distB="0" distL="0" distR="0" wp14:anchorId="185CA67E" wp14:editId="038D0CF4">
+          <wp:inline distT="0" distB="0" distL="0" distR="0" wp14:anchorId="6FE3EFC2" wp14:editId="1671CBD5">
             <wp:extent cx="5943600" cy="673735"/>
             <wp:effectExtent l="0" t="0" r="0" b="0"/>
             <wp:docPr id="1253987024" name="Picture 33"/>
@@ -13583,7 +13556,7 @@
           <w:noProof/>
         </w:rPr>
         <w:drawing>
-          <wp:inline distT="0" distB="0" distL="0" distR="0" wp14:anchorId="2E63FED4" wp14:editId="2CBD7427">
+          <wp:inline distT="0" distB="0" distL="0" distR="0" wp14:anchorId="26A562A7" wp14:editId="31C663F4">
             <wp:extent cx="5943600" cy="512445"/>
             <wp:effectExtent l="0" t="0" r="0" b="1905"/>
             <wp:docPr id="1012542502" name="Picture 34"/>
@@ -13822,7 +13795,6 @@
           <w:b/>
           <w:bCs/>
         </w:rPr>
-        <w:lastRenderedPageBreak/>
         <w:t>CROSS JOIN</w:t>
       </w:r>
       <w:r>
@@ -13903,7 +13875,7 @@
         <w:rPr>
           <w:rFonts w:ascii="Roboto Mono" w:hAnsi="Roboto Mono"/>
         </w:rPr>
-        <w:pict w14:anchorId="2074E71A">
+        <w:pict w14:anchorId="5541E5D3">
           <v:rect id="_x0000_i1057" style="width:0;height:1.5pt" o:hralign="center" o:hrstd="t" o:hr="t" fillcolor="#a0a0a0" stroked="f"/>
         </w:pict>
       </w:r>
@@ -14121,6 +14093,7 @@
         </w:rPr>
       </w:pPr>
     </w:p>
+    <w:p/>
     <w:sectPr>
       <w:pgSz w:w="12240" w:h="15840"/>
       <w:pgMar w:top="1440" w:right="1440" w:bottom="1440" w:left="1440" w:header="720" w:footer="720" w:gutter="0"/>
@@ -15144,7 +15117,6 @@
   <w:style w:type="paragraph" w:default="1" w:styleId="Normal">
     <w:name w:val="Normal"/>
     <w:qFormat/>
-    <w:rsid w:val="009A7BEF"/>
   </w:style>
   <w:style w:type="paragraph" w:styleId="Heading1">
     <w:name w:val="heading 1"/>
@@ -15153,7 +15125,7 @@
     <w:link w:val="Heading1Char"/>
     <w:uiPriority w:val="9"/>
     <w:qFormat/>
-    <w:rsid w:val="009D38DB"/>
+    <w:rsid w:val="000B5B94"/>
     <w:pPr>
       <w:keepNext/>
       <w:keepLines/>
@@ -15175,7 +15147,7 @@
     <w:uiPriority w:val="9"/>
     <w:unhideWhenUsed/>
     <w:qFormat/>
-    <w:rsid w:val="009D38DB"/>
+    <w:rsid w:val="000B5B94"/>
     <w:pPr>
       <w:keepNext/>
       <w:keepLines/>
@@ -15197,7 +15169,7 @@
     <w:uiPriority w:val="9"/>
     <w:unhideWhenUsed/>
     <w:qFormat/>
-    <w:rsid w:val="009D38DB"/>
+    <w:rsid w:val="000B5B94"/>
     <w:pPr>
       <w:keepNext/>
       <w:keepLines/>
@@ -15219,7 +15191,7 @@
     <w:uiPriority w:val="9"/>
     <w:unhideWhenUsed/>
     <w:qFormat/>
-    <w:rsid w:val="009D38DB"/>
+    <w:rsid w:val="000B5B94"/>
     <w:pPr>
       <w:keepNext/>
       <w:keepLines/>
@@ -15242,7 +15214,7 @@
     <w:semiHidden/>
     <w:unhideWhenUsed/>
     <w:qFormat/>
-    <w:rsid w:val="009D38DB"/>
+    <w:rsid w:val="000B5B94"/>
     <w:pPr>
       <w:keepNext/>
       <w:keepLines/>
@@ -15263,7 +15235,7 @@
     <w:semiHidden/>
     <w:unhideWhenUsed/>
     <w:qFormat/>
-    <w:rsid w:val="009D38DB"/>
+    <w:rsid w:val="000B5B94"/>
     <w:pPr>
       <w:keepNext/>
       <w:keepLines/>
@@ -15286,7 +15258,7 @@
     <w:semiHidden/>
     <w:unhideWhenUsed/>
     <w:qFormat/>
-    <w:rsid w:val="009D38DB"/>
+    <w:rsid w:val="000B5B94"/>
     <w:pPr>
       <w:keepNext/>
       <w:keepLines/>
@@ -15307,7 +15279,7 @@
     <w:semiHidden/>
     <w:unhideWhenUsed/>
     <w:qFormat/>
-    <w:rsid w:val="009D38DB"/>
+    <w:rsid w:val="000B5B94"/>
     <w:pPr>
       <w:keepNext/>
       <w:keepLines/>
@@ -15330,7 +15302,7 @@
     <w:semiHidden/>
     <w:unhideWhenUsed/>
     <w:qFormat/>
-    <w:rsid w:val="009D38DB"/>
+    <w:rsid w:val="000B5B94"/>
     <w:pPr>
       <w:keepNext/>
       <w:keepLines/>
@@ -15374,7 +15346,7 @@
     <w:basedOn w:val="DefaultParagraphFont"/>
     <w:link w:val="Heading1"/>
     <w:uiPriority w:val="9"/>
-    <w:rsid w:val="009D38DB"/>
+    <w:rsid w:val="000B5B94"/>
     <w:rPr>
       <w:rFonts w:asciiTheme="majorHAnsi" w:eastAsiaTheme="majorEastAsia" w:hAnsiTheme="majorHAnsi" w:cstheme="majorBidi"/>
       <w:color w:val="2F5496" w:themeColor="accent1" w:themeShade="BF"/>
@@ -15387,7 +15359,7 @@
     <w:basedOn w:val="DefaultParagraphFont"/>
     <w:link w:val="Heading2"/>
     <w:uiPriority w:val="9"/>
-    <w:rsid w:val="009D38DB"/>
+    <w:rsid w:val="000B5B94"/>
     <w:rPr>
       <w:rFonts w:asciiTheme="majorHAnsi" w:eastAsiaTheme="majorEastAsia" w:hAnsiTheme="majorHAnsi" w:cstheme="majorBidi"/>
       <w:color w:val="2F5496" w:themeColor="accent1" w:themeShade="BF"/>
@@ -15400,7 +15372,7 @@
     <w:basedOn w:val="DefaultParagraphFont"/>
     <w:link w:val="Heading3"/>
     <w:uiPriority w:val="9"/>
-    <w:rsid w:val="009D38DB"/>
+    <w:rsid w:val="000B5B94"/>
     <w:rPr>
       <w:rFonts w:eastAsiaTheme="majorEastAsia" w:cstheme="majorBidi"/>
       <w:color w:val="2F5496" w:themeColor="accent1" w:themeShade="BF"/>
@@ -15413,7 +15385,7 @@
     <w:basedOn w:val="DefaultParagraphFont"/>
     <w:link w:val="Heading4"/>
     <w:uiPriority w:val="9"/>
-    <w:rsid w:val="009D38DB"/>
+    <w:rsid w:val="000B5B94"/>
     <w:rPr>
       <w:rFonts w:eastAsiaTheme="majorEastAsia" w:cstheme="majorBidi"/>
       <w:i/>
@@ -15427,7 +15399,7 @@
     <w:link w:val="Heading5"/>
     <w:uiPriority w:val="9"/>
     <w:semiHidden/>
-    <w:rsid w:val="009D38DB"/>
+    <w:rsid w:val="000B5B94"/>
     <w:rPr>
       <w:rFonts w:eastAsiaTheme="majorEastAsia" w:cstheme="majorBidi"/>
       <w:color w:val="2F5496" w:themeColor="accent1" w:themeShade="BF"/>
@@ -15439,7 +15411,7 @@
     <w:link w:val="Heading6"/>
     <w:uiPriority w:val="9"/>
     <w:semiHidden/>
-    <w:rsid w:val="009D38DB"/>
+    <w:rsid w:val="000B5B94"/>
     <w:rPr>
       <w:rFonts w:eastAsiaTheme="majorEastAsia" w:cstheme="majorBidi"/>
       <w:i/>
@@ -15453,7 +15425,7 @@
     <w:link w:val="Heading7"/>
     <w:uiPriority w:val="9"/>
     <w:semiHidden/>
-    <w:rsid w:val="009D38DB"/>
+    <w:rsid w:val="000B5B94"/>
     <w:rPr>
       <w:rFonts w:eastAsiaTheme="majorEastAsia" w:cstheme="majorBidi"/>
       <w:color w:val="595959" w:themeColor="text1" w:themeTint="A6"/>
@@ -15465,7 +15437,7 @@
     <w:link w:val="Heading8"/>
     <w:uiPriority w:val="9"/>
     <w:semiHidden/>
-    <w:rsid w:val="009D38DB"/>
+    <w:rsid w:val="000B5B94"/>
     <w:rPr>
       <w:rFonts w:eastAsiaTheme="majorEastAsia" w:cstheme="majorBidi"/>
       <w:i/>
@@ -15479,7 +15451,7 @@
     <w:link w:val="Heading9"/>
     <w:uiPriority w:val="9"/>
     <w:semiHidden/>
-    <w:rsid w:val="009D38DB"/>
+    <w:rsid w:val="000B5B94"/>
     <w:rPr>
       <w:rFonts w:eastAsiaTheme="majorEastAsia" w:cstheme="majorBidi"/>
       <w:color w:val="272727" w:themeColor="text1" w:themeTint="D8"/>
@@ -15492,7 +15464,7 @@
     <w:link w:val="TitleChar"/>
     <w:uiPriority w:val="10"/>
     <w:qFormat/>
-    <w:rsid w:val="009D38DB"/>
+    <w:rsid w:val="000B5B94"/>
     <w:pPr>
       <w:spacing w:after="80" w:line="240" w:lineRule="auto"/>
       <w:contextualSpacing/>
@@ -15510,7 +15482,7 @@
     <w:basedOn w:val="DefaultParagraphFont"/>
     <w:link w:val="Title"/>
     <w:uiPriority w:val="10"/>
-    <w:rsid w:val="009D38DB"/>
+    <w:rsid w:val="000B5B94"/>
     <w:rPr>
       <w:rFonts w:asciiTheme="majorHAnsi" w:eastAsiaTheme="majorEastAsia" w:hAnsiTheme="majorHAnsi" w:cstheme="majorBidi"/>
       <w:spacing w:val="-10"/>
@@ -15526,7 +15498,7 @@
     <w:link w:val="SubtitleChar"/>
     <w:uiPriority w:val="11"/>
     <w:qFormat/>
-    <w:rsid w:val="009D38DB"/>
+    <w:rsid w:val="000B5B94"/>
     <w:pPr>
       <w:numPr>
         <w:ilvl w:val="1"/>
@@ -15545,7 +15517,7 @@
     <w:basedOn w:val="DefaultParagraphFont"/>
     <w:link w:val="Subtitle"/>
     <w:uiPriority w:val="11"/>
-    <w:rsid w:val="009D38DB"/>
+    <w:rsid w:val="000B5B94"/>
     <w:rPr>
       <w:rFonts w:eastAsiaTheme="majorEastAsia" w:cstheme="majorBidi"/>
       <w:color w:val="595959" w:themeColor="text1" w:themeTint="A6"/>
@@ -15561,7 +15533,7 @@
     <w:link w:val="QuoteChar"/>
     <w:uiPriority w:val="29"/>
     <w:qFormat/>
-    <w:rsid w:val="009D38DB"/>
+    <w:rsid w:val="000B5B94"/>
     <w:pPr>
       <w:spacing w:before="160"/>
       <w:jc w:val="center"/>
@@ -15577,7 +15549,7 @@
     <w:basedOn w:val="DefaultParagraphFont"/>
     <w:link w:val="Quote"/>
     <w:uiPriority w:val="29"/>
-    <w:rsid w:val="009D38DB"/>
+    <w:rsid w:val="000B5B94"/>
     <w:rPr>
       <w:i/>
       <w:iCs/>
@@ -15589,7 +15561,7 @@
     <w:basedOn w:val="Normal"/>
     <w:uiPriority w:val="34"/>
     <w:qFormat/>
-    <w:rsid w:val="009D38DB"/>
+    <w:rsid w:val="000B5B94"/>
     <w:pPr>
       <w:ind w:left="720"/>
       <w:contextualSpacing/>
@@ -15600,7 +15572,7 @@
     <w:basedOn w:val="DefaultParagraphFont"/>
     <w:uiPriority w:val="21"/>
     <w:qFormat/>
-    <w:rsid w:val="009D38DB"/>
+    <w:rsid w:val="000B5B94"/>
     <w:rPr>
       <w:i/>
       <w:iCs/>
@@ -15614,7 +15586,7 @@
     <w:link w:val="IntenseQuoteChar"/>
     <w:uiPriority w:val="30"/>
     <w:qFormat/>
-    <w:rsid w:val="009D38DB"/>
+    <w:rsid w:val="000B5B94"/>
     <w:pPr>
       <w:pBdr>
         <w:top w:val="single" w:sz="4" w:space="10" w:color="2F5496" w:themeColor="accent1" w:themeShade="BF"/>
@@ -15635,7 +15607,7 @@
     <w:basedOn w:val="DefaultParagraphFont"/>
     <w:link w:val="IntenseQuote"/>
     <w:uiPriority w:val="30"/>
-    <w:rsid w:val="009D38DB"/>
+    <w:rsid w:val="000B5B94"/>
     <w:rPr>
       <w:i/>
       <w:iCs/>
@@ -15647,7 +15619,7 @@
     <w:basedOn w:val="DefaultParagraphFont"/>
     <w:uiPriority w:val="32"/>
     <w:qFormat/>
-    <w:rsid w:val="009D38DB"/>
+    <w:rsid w:val="000B5B94"/>
     <w:rPr>
       <w:b/>
       <w:bCs/>
